--- a/test_pleading.docx
+++ b/test_pleading.docx
@@ -10,7 +10,7 @@
     </w:p>
     <w:p>
       <w:r>
-        <w:t>The color of the organization was favorable to the defense. We must analyze the judgment carefully.</w:t>
+        <w:t>The color of the organization was favorable to the defense. We must analyze this matter and recognize the gray area.</w:t>
       </w:r>
     </w:p>
     <w:p>
@@ -153,7 +153,12 @@
     </w:p>
     <w:p>
       <w:r>
-        <w:t>Notwithstanding the terms above, and despite earlier agreements, the parties acted in accordance with the new protocol. Pursuant to clause 5, the obligations remain.</w:t>
+        <w:t>Notwithstanding the terms above, and despite earlier agreements, the parties acted in accordance with the new protocol.</w:t>
+      </w:r>
+    </w:p>
+    <w:p>
+      <w:r>
+        <w:t>Pursuant to clause 5, the obligations remain in full force.</w:t>
       </w:r>
     </w:p>
     <w:p>
